--- a/hin/docx/025.content.docx
+++ b/hin/docx/025.content.docx
@@ -19,7 +19,7 @@
         <w:rPr>
           <w:lang w:val="hi_IN" w:bidi="hi_IN"/>
         </w:rPr>
-        <w:t>Resource: Tyndale Open Study Notes</w:t>
+        <w:t>Resource: Aquifer Open Study Notes (Profiles)</w:t>
       </w:r>
       <w:r>
         <w:rPr>
@@ -112,7 +112,7 @@
         <w:rPr>
           <w:lang w:val="hi_IN" w:bidi="hi_IN"/>
         </w:rPr>
-        <w:t>Tyndale Open Study Notes</w:t>
+        <w:t>Aquifer Open Study Notes (Profiles)</w:t>
       </w:r>
     </w:p>
     <w:p>

--- a/hin/docx/025.content.docx
+++ b/hin/docx/025.content.docx
@@ -247,90 +247,60 @@
         </w:rPr>
         <w:t>स्तिफनुस उन सात पुरुषों में से एक थे जिन्हें यरूशलेम में निर्धन मसीहियों को भोजन बाँटने के लिए चुना गया था (</w:t>
       </w:r>
-      <w:hyperlink r:id="rId13">
-        <w:r>
-          <w:rPr>
-            <w:lang w:val="hi_IN" w:bidi="hi_IN"/>
-          </w:rPr>
-          <w:rPr>
-            <w:color w:val="0000EE"/>
-            <w:u w:val="single"/>
-          </w:rPr>
-          <w:t>प्रेरि 6:1–6</w:t>
-        </w:r>
-      </w:hyperlink>
+      <w:r>
+        <w:rPr>
+          <w:lang w:val="hi_IN" w:bidi="hi_IN"/>
+        </w:rPr>
+        <w:t>प्रेरि 6:1–6</w:t>
+      </w:r>
       <w:r>
         <w:rPr>
           <w:lang w:val="hi_IN" w:bidi="hi_IN"/>
         </w:rPr>
         <w:t>)। चुने गए सात पुरुषों में से, स्तिफनुस विशेष थे क्योंकि वह “विश्वास और पवित्र आत्मा से परिपूर्ण” थे (</w:t>
       </w:r>
-      <w:hyperlink r:id="rId14">
-        <w:r>
-          <w:rPr>
-            <w:lang w:val="hi_IN" w:bidi="hi_IN"/>
-          </w:rPr>
-          <w:rPr>
-            <w:color w:val="0000EE"/>
-            <w:u w:val="single"/>
-          </w:rPr>
-          <w:t>प्रेरि 6:5</w:t>
-        </w:r>
-      </w:hyperlink>
+      <w:r>
+        <w:rPr>
+          <w:lang w:val="hi_IN" w:bidi="hi_IN"/>
+        </w:rPr>
+        <w:t>प्रेरि 6:5</w:t>
+      </w:r>
       <w:r>
         <w:rPr>
           <w:lang w:val="hi_IN" w:bidi="hi_IN"/>
         </w:rPr>
         <w:t>)। परमेश्वर का अनुग्रह और सामर्थ्य विशेष रूप से प्रगट करते हुए, उन्होंने चमत्कार किए (</w:t>
       </w:r>
-      <w:hyperlink r:id="rId15">
-        <w:r>
-          <w:rPr>
-            <w:lang w:val="hi_IN" w:bidi="hi_IN"/>
-          </w:rPr>
-          <w:rPr>
-            <w:color w:val="0000EE"/>
-            <w:u w:val="single"/>
-          </w:rPr>
-          <w:t>प्रेरि 6:8</w:t>
-        </w:r>
-      </w:hyperlink>
+      <w:r>
+        <w:rPr>
+          <w:lang w:val="hi_IN" w:bidi="hi_IN"/>
+        </w:rPr>
+        <w:t>प्रेरि 6:8</w:t>
+      </w:r>
       <w:r>
         <w:rPr>
           <w:lang w:val="hi_IN" w:bidi="hi_IN"/>
         </w:rPr>
         <w:t>)। वह यीशु के विषय में दूसरों को बताने में साहसी थे और मसीही विश्वासों को समझाने तथा उनकी रक्षा करने में निपुण थे (</w:t>
       </w:r>
-      <w:hyperlink r:id="rId16">
-        <w:r>
-          <w:rPr>
-            <w:lang w:val="hi_IN" w:bidi="hi_IN"/>
-          </w:rPr>
-          <w:rPr>
-            <w:color w:val="0000EE"/>
-            <w:u w:val="single"/>
-          </w:rPr>
-          <w:t>प्रेरि 6:9–10</w:t>
-        </w:r>
-      </w:hyperlink>
+      <w:r>
+        <w:rPr>
+          <w:lang w:val="hi_IN" w:bidi="hi_IN"/>
+        </w:rPr>
+        <w:t>प्रेरि 6:9–10</w:t>
+      </w:r>
       <w:r>
         <w:rPr>
           <w:lang w:val="hi_IN" w:bidi="hi_IN"/>
         </w:rPr>
         <w:t>)। चूँकि उन्होंने यीशु के बारे में इतनी स्पष्टता से बात की, यहूदियों के अगुओ ने उन्हें पकड़ लिया। उन्होंने स्तिफनुस को अपनी महासभा (जिसे सेन्हेड्रिन कहा जाता है) के सामने लाकर उनसे प्रश्न पूछे (</w:t>
       </w:r>
-      <w:hyperlink r:id="rId17">
-        <w:r>
-          <w:rPr>
-            <w:lang w:val="hi_IN" w:bidi="hi_IN"/>
-          </w:rPr>
-          <w:rPr>
-            <w:color w:val="0000EE"/>
-            <w:u w:val="single"/>
-          </w:rPr>
-          <w:t>प्रेरि 6:9–12</w:t>
-        </w:r>
-      </w:hyperlink>
+      <w:r>
+        <w:rPr>
+          <w:lang w:val="hi_IN" w:bidi="hi_IN"/>
+        </w:rPr>
+        <w:t>प्रेरि 6:9–12</w:t>
+      </w:r>
       <w:r>
         <w:rPr>
           <w:lang w:val="hi_IN" w:bidi="hi_IN"/>
@@ -351,144 +321,96 @@
         </w:rPr>
         <w:t>गवाहों ने स्तिफनुस पर पवित्रस्थान और व्यवस्था के विरुद्ध बोलने का आरोप लगाया (</w:t>
       </w:r>
-      <w:hyperlink r:id="rId18">
-        <w:r>
-          <w:rPr>
-            <w:lang w:val="hi_IN" w:bidi="hi_IN"/>
-          </w:rPr>
-          <w:rPr>
-            <w:color w:val="0000EE"/>
-            <w:u w:val="single"/>
-          </w:rPr>
-          <w:t>प्रेरि 6:13–14</w:t>
-        </w:r>
-      </w:hyperlink>
+      <w:r>
+        <w:rPr>
+          <w:lang w:val="hi_IN" w:bidi="hi_IN"/>
+        </w:rPr>
+        <w:t>प्रेरि 6:13–14</w:t>
+      </w:r>
       <w:r>
         <w:rPr>
           <w:lang w:val="hi_IN" w:bidi="hi_IN"/>
         </w:rPr>
         <w:t xml:space="preserve">; तुलना करें </w:t>
       </w:r>
-      <w:hyperlink r:id="rId19">
-        <w:r>
-          <w:rPr>
-            <w:lang w:val="hi_IN" w:bidi="hi_IN"/>
-          </w:rPr>
-          <w:rPr>
-            <w:color w:val="0000EE"/>
-            <w:u w:val="single"/>
-          </w:rPr>
-          <w:t>मर 13:2</w:t>
-        </w:r>
-      </w:hyperlink>
+      <w:r>
+        <w:rPr>
+          <w:lang w:val="hi_IN" w:bidi="hi_IN"/>
+        </w:rPr>
+        <w:t>मर 13:2</w:t>
+      </w:r>
       <w:r>
         <w:rPr>
           <w:lang w:val="hi_IN" w:bidi="hi_IN"/>
         </w:rPr>
         <w:t xml:space="preserve">; </w:t>
       </w:r>
-      <w:hyperlink r:id="rId20">
-        <w:r>
-          <w:rPr>
-            <w:lang w:val="hi_IN" w:bidi="hi_IN"/>
-          </w:rPr>
-          <w:rPr>
-            <w:color w:val="0000EE"/>
-            <w:u w:val="single"/>
-          </w:rPr>
-          <w:t>यूह 2:19</w:t>
-        </w:r>
-      </w:hyperlink>
+      <w:r>
+        <w:rPr>
+          <w:lang w:val="hi_IN" w:bidi="hi_IN"/>
+        </w:rPr>
+        <w:t>यूह 2:19</w:t>
+      </w:r>
       <w:r>
         <w:rPr>
           <w:lang w:val="hi_IN" w:bidi="hi_IN"/>
         </w:rPr>
         <w:t xml:space="preserve">; </w:t>
       </w:r>
-      <w:hyperlink r:id="rId21">
-        <w:r>
-          <w:rPr>
-            <w:lang w:val="hi_IN" w:bidi="hi_IN"/>
-          </w:rPr>
-          <w:rPr>
-            <w:color w:val="0000EE"/>
-            <w:u w:val="single"/>
-          </w:rPr>
-          <w:t>4:21</w:t>
-        </w:r>
-      </w:hyperlink>
+      <w:r>
+        <w:rPr>
+          <w:lang w:val="hi_IN" w:bidi="hi_IN"/>
+        </w:rPr>
+        <w:t>4:21</w:t>
+      </w:r>
       <w:r>
         <w:rPr>
           <w:lang w:val="hi_IN" w:bidi="hi_IN"/>
         </w:rPr>
         <w:t>)। स्तिफनुस ने यहूदियों की महासभा के सामने अपना बचाव किया (</w:t>
       </w:r>
-      <w:hyperlink r:id="rId22">
-        <w:r>
-          <w:rPr>
-            <w:lang w:val="hi_IN" w:bidi="hi_IN"/>
-          </w:rPr>
-          <w:rPr>
-            <w:color w:val="0000EE"/>
-            <w:u w:val="single"/>
-          </w:rPr>
-          <w:t>प्रेरि 7:1–53</w:t>
-        </w:r>
-      </w:hyperlink>
+      <w:r>
+        <w:rPr>
+          <w:lang w:val="hi_IN" w:bidi="hi_IN"/>
+        </w:rPr>
+        <w:t>प्रेरि 7:1–53</w:t>
+      </w:r>
       <w:r>
         <w:rPr>
           <w:lang w:val="hi_IN" w:bidi="hi_IN"/>
         </w:rPr>
         <w:t>)। उन्होंने इस्राएल के लम्बे इतिहास के विषय में बताया, जिसमें उन्होंने परमेश्वर और उनके दासों का विरोध किया—पहले मूसा का और अब उस भविष्यद्वक्ता का जिसकी भविष्यवाणी मूसा ने की थी (</w:t>
       </w:r>
-      <w:hyperlink r:id="rId23">
-        <w:r>
-          <w:rPr>
-            <w:lang w:val="hi_IN" w:bidi="hi_IN"/>
-          </w:rPr>
-          <w:rPr>
-            <w:color w:val="0000EE"/>
-            <w:u w:val="single"/>
-          </w:rPr>
-          <w:t>प्रेरि 7:51–53</w:t>
-        </w:r>
-      </w:hyperlink>
+      <w:r>
+        <w:rPr>
+          <w:lang w:val="hi_IN" w:bidi="hi_IN"/>
+        </w:rPr>
+        <w:t>प्रेरि 7:51–53</w:t>
+      </w:r>
       <w:r>
         <w:rPr>
           <w:lang w:val="hi_IN" w:bidi="hi_IN"/>
         </w:rPr>
         <w:t>)। यहूदियों के अधिकारी, स्तिफनुस के साहसी दावों से क्रोधित होकर, उन्हें नगर के बाहर घसीट कर ले गए और उन्हें पथराव कर मार डाला (</w:t>
       </w:r>
-      <w:hyperlink r:id="rId24">
-        <w:r>
-          <w:rPr>
-            <w:lang w:val="hi_IN" w:bidi="hi_IN"/>
-          </w:rPr>
-          <w:rPr>
-            <w:color w:val="0000EE"/>
-            <w:u w:val="single"/>
-          </w:rPr>
-          <w:t>प्रेरि 7:54–60</w:t>
-        </w:r>
-      </w:hyperlink>
+      <w:r>
+        <w:rPr>
+          <w:lang w:val="hi_IN" w:bidi="hi_IN"/>
+        </w:rPr>
+        <w:t>प्रेरि 7:54–60</w:t>
+      </w:r>
       <w:r>
         <w:rPr>
           <w:lang w:val="hi_IN" w:bidi="hi_IN"/>
         </w:rPr>
         <w:t>)। जब वह मरे, स्तिफनुस ने उनकी क्षमा के लिए प्रार्थना की (</w:t>
       </w:r>
-      <w:hyperlink r:id="rId25">
-        <w:r>
-          <w:rPr>
-            <w:lang w:val="hi_IN" w:bidi="hi_IN"/>
-          </w:rPr>
-          <w:rPr>
-            <w:color w:val="0000EE"/>
-            <w:u w:val="single"/>
-          </w:rPr>
-          <w:t>प्रेरि 7:60</w:t>
-        </w:r>
-      </w:hyperlink>
+      <w:r>
+        <w:rPr>
+          <w:lang w:val="hi_IN" w:bidi="hi_IN"/>
+        </w:rPr>
+        <w:t>प्रेरि 7:60</w:t>
+      </w:r>
       <w:r>
         <w:rPr>
           <w:lang w:val="hi_IN" w:bidi="hi_IN"/>
@@ -509,54 +431,36 @@
         </w:rPr>
         <w:t>स्तिफनुस की साहसी गवाही के कारण प्रारम्भिक मसीहियों पर पहला क्लेश पड़ा (</w:t>
       </w:r>
-      <w:hyperlink r:id="rId26">
-        <w:r>
-          <w:rPr>
-            <w:lang w:val="hi_IN" w:bidi="hi_IN"/>
-          </w:rPr>
-          <w:rPr>
-            <w:color w:val="0000EE"/>
-            <w:u w:val="single"/>
-          </w:rPr>
-          <w:t>प्रेरि 8:1–3</w:t>
-        </w:r>
-      </w:hyperlink>
+      <w:r>
+        <w:rPr>
+          <w:lang w:val="hi_IN" w:bidi="hi_IN"/>
+        </w:rPr>
+        <w:t>प्रेरि 8:1–3</w:t>
+      </w:r>
       <w:r>
         <w:rPr>
           <w:lang w:val="hi_IN" w:bidi="hi_IN"/>
         </w:rPr>
         <w:t>)। इस उपद्रव के कारण सुसमाचार और अधिक फैल गया क्योंकि विश्वासियों ने यरूशलेम छोड़ दिया और जहाँ भी गए, यीशु का सुसमाचार सुनाया (</w:t>
       </w:r>
-      <w:hyperlink r:id="rId27">
-        <w:r>
-          <w:rPr>
-            <w:lang w:val="hi_IN" w:bidi="hi_IN"/>
-          </w:rPr>
-          <w:rPr>
-            <w:color w:val="0000EE"/>
-            <w:u w:val="single"/>
-          </w:rPr>
-          <w:t>प्रेरि 8:4</w:t>
-        </w:r>
-      </w:hyperlink>
+      <w:r>
+        <w:rPr>
+          <w:lang w:val="hi_IN" w:bidi="hi_IN"/>
+        </w:rPr>
+        <w:t>प्रेरि 8:4</w:t>
+      </w:r>
       <w:r>
         <w:rPr>
           <w:lang w:val="hi_IN" w:bidi="hi_IN"/>
         </w:rPr>
         <w:t xml:space="preserve">; </w:t>
       </w:r>
-      <w:hyperlink r:id="rId28">
-        <w:r>
-          <w:rPr>
-            <w:lang w:val="hi_IN" w:bidi="hi_IN"/>
-          </w:rPr>
-          <w:rPr>
-            <w:color w:val="0000EE"/>
-            <w:u w:val="single"/>
-          </w:rPr>
-          <w:t>11:19–21</w:t>
-        </w:r>
-      </w:hyperlink>
+      <w:r>
+        <w:rPr>
+          <w:lang w:val="hi_IN" w:bidi="hi_IN"/>
+        </w:rPr>
+        <w:t>11:19–21</w:t>
+      </w:r>
       <w:r>
         <w:rPr>
           <w:lang w:val="hi_IN" w:bidi="hi_IN"/>
@@ -577,72 +481,48 @@
         </w:rPr>
         <w:t xml:space="preserve">स्तिफनुस का जीवन हमें दिखाता है कि एक विश्वासयोग्य मसीही होने के कारण कठोर विरोध का सामना करना पड़ सकता है। यीशु के लिए साहसपूर्वक बोलने की बड़ी कीमत चुकानी पड़ सकती है (देखें </w:t>
       </w:r>
-      <w:hyperlink r:id="rId29">
-        <w:r>
-          <w:rPr>
-            <w:lang w:val="hi_IN" w:bidi="hi_IN"/>
-          </w:rPr>
-          <w:rPr>
-            <w:color w:val="0000EE"/>
-            <w:u w:val="single"/>
-          </w:rPr>
-          <w:t>प्रका 2:10</w:t>
-        </w:r>
-      </w:hyperlink>
+      <w:r>
+        <w:rPr>
+          <w:lang w:val="hi_IN" w:bidi="hi_IN"/>
+        </w:rPr>
+        <w:t>प्रका 2:10</w:t>
+      </w:r>
       <w:r>
         <w:rPr>
           <w:lang w:val="hi_IN" w:bidi="hi_IN"/>
         </w:rPr>
         <w:t xml:space="preserve">, </w:t>
       </w:r>
-      <w:hyperlink r:id="rId30">
-        <w:r>
-          <w:rPr>
-            <w:lang w:val="hi_IN" w:bidi="hi_IN"/>
-          </w:rPr>
-          <w:rPr>
-            <w:color w:val="0000EE"/>
-            <w:u w:val="single"/>
-          </w:rPr>
-          <w:t>13</w:t>
-        </w:r>
-      </w:hyperlink>
+      <w:r>
+        <w:rPr>
+          <w:lang w:val="hi_IN" w:bidi="hi_IN"/>
+        </w:rPr>
+        <w:t>13</w:t>
+      </w:r>
       <w:r>
         <w:rPr>
           <w:lang w:val="hi_IN" w:bidi="hi_IN"/>
         </w:rPr>
         <w:t xml:space="preserve">), लेकिन कोई भी बात कलीसिया को बढ़ाने से रोक नहीं सकती (देखें </w:t>
       </w:r>
-      <w:hyperlink r:id="rId31">
-        <w:r>
-          <w:rPr>
-            <w:lang w:val="hi_IN" w:bidi="hi_IN"/>
-          </w:rPr>
-          <w:rPr>
-            <w:color w:val="0000EE"/>
-            <w:u w:val="single"/>
-          </w:rPr>
-          <w:t>मत्ती 16:18</w:t>
-        </w:r>
-      </w:hyperlink>
+      <w:r>
+        <w:rPr>
+          <w:lang w:val="hi_IN" w:bidi="hi_IN"/>
+        </w:rPr>
+        <w:t>मत्ती 16:18</w:t>
+      </w:r>
       <w:r>
         <w:rPr>
           <w:lang w:val="hi_IN" w:bidi="hi_IN"/>
         </w:rPr>
         <w:t xml:space="preserve">; </w:t>
       </w:r>
-      <w:hyperlink r:id="rId32">
-        <w:r>
-          <w:rPr>
-            <w:lang w:val="hi_IN" w:bidi="hi_IN"/>
-          </w:rPr>
-          <w:rPr>
-            <w:color w:val="0000EE"/>
-            <w:u w:val="single"/>
-          </w:rPr>
-          <w:t>प्रेरि 8:1–4</w:t>
-        </w:r>
-      </w:hyperlink>
+      <w:r>
+        <w:rPr>
+          <w:lang w:val="hi_IN" w:bidi="hi_IN"/>
+        </w:rPr>
+        <w:t>प्रेरि 8:1–4</w:t>
+      </w:r>
       <w:r>
         <w:rPr>
           <w:lang w:val="hi_IN" w:bidi="hi_IN"/>
@@ -672,54 +552,36 @@
           <w:lang w:val="hi_IN" w:bidi="hi_IN"/>
         </w:rPr>
       </w:r>
-      <w:hyperlink r:id="rId33">
-        <w:r>
-          <w:rPr>
-            <w:lang w:val="hi_IN" w:bidi="hi_IN"/>
-          </w:rPr>
-          <w:rPr>
-            <w:color w:val="0000EE"/>
-            <w:u w:val="single"/>
-          </w:rPr>
-          <w:t>प्रेरितों के काम 6:5–8:2</w:t>
-        </w:r>
-      </w:hyperlink>
+      <w:r>
+        <w:rPr>
+          <w:lang w:val="hi_IN" w:bidi="hi_IN"/>
+        </w:rPr>
+        <w:t>प्रेरितों के काम 6:5–8:2</w:t>
+      </w:r>
       <w:r>
         <w:rPr>
           <w:lang w:val="hi_IN" w:bidi="hi_IN"/>
         </w:rPr>
         <w:t xml:space="preserve">; </w:t>
       </w:r>
-      <w:hyperlink r:id="rId34">
-        <w:r>
-          <w:rPr>
-            <w:lang w:val="hi_IN" w:bidi="hi_IN"/>
-          </w:rPr>
-          <w:rPr>
-            <w:color w:val="0000EE"/>
-            <w:u w:val="single"/>
-          </w:rPr>
-          <w:t>11:19</w:t>
-        </w:r>
-      </w:hyperlink>
+      <w:r>
+        <w:rPr>
+          <w:lang w:val="hi_IN" w:bidi="hi_IN"/>
+        </w:rPr>
+        <w:t>11:19</w:t>
+      </w:r>
       <w:r>
         <w:rPr>
           <w:lang w:val="hi_IN" w:bidi="hi_IN"/>
         </w:rPr>
         <w:t xml:space="preserve">; </w:t>
       </w:r>
-      <w:hyperlink r:id="rId35">
-        <w:r>
-          <w:rPr>
-            <w:lang w:val="hi_IN" w:bidi="hi_IN"/>
-          </w:rPr>
-          <w:rPr>
-            <w:color w:val="0000EE"/>
-            <w:u w:val="single"/>
-          </w:rPr>
-          <w:t>22:20</w:t>
-        </w:r>
-      </w:hyperlink>
+      <w:r>
+        <w:rPr>
+          <w:lang w:val="hi_IN" w:bidi="hi_IN"/>
+        </w:rPr>
+        <w:t>22:20</w:t>
+      </w:r>
       <w:r>
         <w:rPr>
           <w:lang w:val="hi_IN" w:bidi="hi_IN"/>
